--- a/docx/10-acl-seguridad/boletin-U10-avanzado-resuelto.docx
+++ b/docx/10-acl-seguridad/boletin-U10-avanzado-resuelto.docx
@@ -582,6 +582,27 @@
         <w:rPr>
           <w:rStyle w:val="ExtensionTok"/>
         </w:rPr>
+        <w:t xml:space="preserve">permit</w:t>
+      </w:r>
+      <w:r>
+        <w:rPr>
+          <w:rStyle w:val="NormalTok"/>
+        </w:rPr>
+        <w:t xml:space="preserve"> udp any eq 53 192.168.1.0 0.0.0.255 any</w:t>
+      </w:r>
+      <w:r>
+        <w:br/>
+      </w:r>
+      <w:r>
+        <w:rPr>
+          <w:rStyle w:val="NormalTok"/>
+        </w:rPr>
+        <w:t xml:space="preserve"> </w:t>
+      </w:r>
+      <w:r>
+        <w:rPr>
+          <w:rStyle w:val="ExtensionTok"/>
+        </w:rPr>
         <w:t xml:space="preserve">deny</w:t>
       </w:r>
       <w:r>
@@ -628,6 +649,38 @@
           <w:rStyle w:val="NormalTok"/>
         </w:rPr>
         <w:t xml:space="preserve"> access-group FIREWALL_RETORNO in</w:t>
+      </w:r>
+    </w:p>
+    <w:p>
+      <w:pPr>
+        <w:pStyle w:val="FirstParagraph"/>
+      </w:pPr>
+      <w:r>
+        <w:t xml:space="preserve">(Las respuestas DNS no son TCP: si solo dejas el</w:t>
+      </w:r>
+      <w:r>
+        <w:t xml:space="preserve"> </w:t>
+      </w:r>
+      <w:r>
+        <w:rPr>
+          <w:rStyle w:val="VerbatimChar"/>
+        </w:rPr>
+        <w:t xml:space="preserve">established</w:t>
+      </w:r>
+      <w:r>
+        <w:t xml:space="preserve">, la consulta sale pero la respuesta muere en el</w:t>
+      </w:r>
+      <w:r>
+        <w:t xml:space="preserve"> </w:t>
+      </w:r>
+      <w:r>
+        <w:rPr>
+          <w:rStyle w:val="VerbatimChar"/>
+        </w:rPr>
+        <w:t xml:space="preserve">deny ip any any</w:t>
+      </w:r>
+      <w:r>
+        <w:t xml:space="preserve">. Por eso la línea UDP con puerto de origen 53.)</w:t>
       </w:r>
     </w:p>
     <w:bookmarkEnd w:id="12"/>
@@ -983,83 +1036,102 @@
         <w:t xml:space="preserve">En una ACL numerada no se puede reordenar ni insertar en medio</w:t>
       </w:r>
       <w:r>
-        <w:t xml:space="preserve">: hay que borrarla (</w:t>
+        <w:t xml:space="preserve">: la solución canónica es borrarla y reescribirla en el orden correcto:</w:t>
+      </w:r>
+    </w:p>
+    <w:p>
+      <w:pPr>
+        <w:pStyle w:val="SourceCode"/>
+      </w:pPr>
+      <w:r>
+        <w:rPr>
+          <w:rStyle w:val="ExtensionTok"/>
+        </w:rPr>
+        <w:t xml:space="preserve">no</w:t>
+      </w:r>
+      <w:r>
+        <w:rPr>
+          <w:rStyle w:val="NormalTok"/>
+        </w:rPr>
+        <w:t xml:space="preserve"> access-list 110</w:t>
+      </w:r>
+      <w:r>
+        <w:br/>
+      </w:r>
+      <w:r>
+        <w:rPr>
+          <w:rStyle w:val="ExtensionTok"/>
+        </w:rPr>
+        <w:t xml:space="preserve">access-list</w:t>
+      </w:r>
+      <w:r>
+        <w:rPr>
+          <w:rStyle w:val="NormalTok"/>
+        </w:rPr>
+        <w:t xml:space="preserve"> 110 permit icmp any any</w:t>
+      </w:r>
+      <w:r>
+        <w:br/>
+      </w:r>
+      <w:r>
+        <w:rPr>
+          <w:rStyle w:val="ExtensionTok"/>
+        </w:rPr>
+        <w:t xml:space="preserve">access-list</w:t>
+      </w:r>
+      <w:r>
+        <w:rPr>
+          <w:rStyle w:val="NormalTok"/>
+        </w:rPr>
+        <w:t xml:space="preserve"> 110 permit tcp 192.168.100.0 0.0.0.255 host 10.0.0.50 eq 22</w:t>
+      </w:r>
+      <w:r>
+        <w:br/>
+      </w:r>
+      <w:r>
+        <w:rPr>
+          <w:rStyle w:val="ExtensionTok"/>
+        </w:rPr>
+        <w:t xml:space="preserve">access-list</w:t>
+      </w:r>
+      <w:r>
+        <w:rPr>
+          <w:rStyle w:val="NormalTok"/>
+        </w:rPr>
+        <w:t xml:space="preserve"> 110 deny ip any any</w:t>
+      </w:r>
+    </w:p>
+    <w:p>
+      <w:pPr>
+        <w:pStyle w:val="FirstParagraph"/>
+      </w:pPr>
+      <w:r>
+        <w:t xml:space="preserve">(Si la política va a crecer, en la próxima escríbela como ACL</w:t>
+      </w:r>
+      <w:r>
+        <w:t xml:space="preserve"> </w:t>
+      </w:r>
+      <w:r>
+        <w:rPr>
+          <w:b/>
+          <w:bCs/>
+        </w:rPr>
+        <w:t xml:space="preserve">nombrada</w:t>
+      </w:r>
+      <w:r>
+        <w:t xml:space="preserve">:</w:t>
+      </w:r>
+      <w:r>
+        <w:t xml:space="preserve"> </w:t>
       </w:r>
       <w:r>
         <w:rPr>
           <w:rStyle w:val="VerbatimChar"/>
         </w:rPr>
-        <w:t xml:space="preserve">no access-list 110</w:t>
-      </w:r>
-      <w:r>
-        <w:t xml:space="preserve">) y reescribirla en el orden correcto, o usar ACL nombrada con número de secuencia:</w:t>
-      </w:r>
-    </w:p>
-    <w:p>
-      <w:pPr>
-        <w:pStyle w:val="SourceCode"/>
-      </w:pPr>
-      <w:r>
-        <w:rPr>
-          <w:rStyle w:val="ExtensionTok"/>
-        </w:rPr>
-        <w:t xml:space="preserve">ip</w:t>
-      </w:r>
-      <w:r>
-        <w:rPr>
-          <w:rStyle w:val="NormalTok"/>
-        </w:rPr>
-        <w:t xml:space="preserve"> access-list extended 110</w:t>
-      </w:r>
-      <w:r>
-        <w:br/>
-      </w:r>
-      <w:r>
-        <w:rPr>
-          <w:rStyle w:val="NormalTok"/>
-        </w:rPr>
-        <w:t xml:space="preserve"> </w:t>
-      </w:r>
-      <w:r>
-        <w:rPr>
-          <w:rStyle w:val="ExtensionTok"/>
-        </w:rPr>
-        <w:t xml:space="preserve">no</w:t>
-      </w:r>
-      <w:r>
-        <w:rPr>
-          <w:rStyle w:val="NormalTok"/>
-        </w:rPr>
-        <w:t xml:space="preserve"> 20</w:t>
-      </w:r>
-      <w:r>
-        <w:br/>
-      </w:r>
-      <w:r>
-        <w:rPr>
-          <w:rStyle w:val="NormalTok"/>
-        </w:rPr>
-        <w:t xml:space="preserve"> </w:t>
-      </w:r>
-      <w:r>
-        <w:rPr>
-          <w:rStyle w:val="ExtensionTok"/>
-        </w:rPr>
-        <w:t xml:space="preserve">5</w:t>
-      </w:r>
-      <w:r>
-        <w:rPr>
-          <w:rStyle w:val="NormalTok"/>
-        </w:rPr>
-        <w:t xml:space="preserve"> permit icmp any any</w:t>
-      </w:r>
-    </w:p>
-    <w:p>
-      <w:pPr>
-        <w:pStyle w:val="FirstParagraph"/>
-      </w:pPr>
-      <w:r>
-        <w:t xml:space="preserve">(Con secuencias puedes insertar antes de la línea 20 sin borrar la ACL.)</w:t>
+        <w:t xml:space="preserve">ip access-list extended SOLO_SSH</w:t>
+      </w:r>
+      <w:r>
+        <w:t xml:space="preserve">… allí sí puedes insertar, borrar y reordenar líneas con sus números de secuencia.)</w:t>
       </w:r>
     </w:p>
     <w:p>
